--- a/Science Books/QED Course/Lesson 64 Vertex Corrections.docx
+++ b/Science Books/QED Course/Lesson 64 Vertex Corrections.docx
@@ -359,6 +359,59 @@
     </w:p>
     <w:p>
       <w:pPr>
+        <w:spacing w:before="160" w:after="160"/>
+        <w:jc w:val="center"/>
+      </w:pPr>
+      <w:r>
+        <w:rPr>
+          <w:rFonts w:ascii="Consolas" w:hAnsi="Consolas" w:cs="Consolas" w:eastAsia="Consolas"/>
+          <w:sz w:val="20"/>
+        </w:rPr>
+        <w:t>e^{-}(p) ----*~~~~~~~~~~~~~~~*---- e^{-}(p')</w:t>
+      </w:r>
+      <w:r>
+        <w:rPr>
+          <w:rFonts w:ascii="Consolas" w:hAnsi="Consolas" w:cs="Consolas" w:eastAsia="Consolas"/>
+          <w:sz w:val="20"/>
+        </w:rPr>
+        <w:br/>
+        <w:t xml:space="preserve">              \             /</w:t>
+      </w:r>
+      <w:r>
+        <w:rPr>
+          <w:rFonts w:ascii="Consolas" w:hAnsi="Consolas" w:cs="Consolas" w:eastAsia="Consolas"/>
+          <w:sz w:val="20"/>
+        </w:rPr>
+        <w:br/>
+        <w:t xml:space="preserve">               \           /</w:t>
+      </w:r>
+      <w:r>
+        <w:rPr>
+          <w:rFonts w:ascii="Consolas" w:hAnsi="Consolas" w:cs="Consolas" w:eastAsia="Consolas"/>
+          <w:sz w:val="20"/>
+        </w:rPr>
+        <w:br/>
+        <w:t xml:space="preserve">                *---------     virtual photon k</w:t>
+      </w:r>
+      <w:r>
+        <w:rPr>
+          <w:rFonts w:ascii="Consolas" w:hAnsi="Consolas" w:cs="Consolas" w:eastAsia="Consolas"/>
+          <w:sz w:val="20"/>
+        </w:rPr>
+        <w:br/>
+        <w:t xml:space="preserve">                |</w:t>
+      </w:r>
+      <w:r>
+        <w:rPr>
+          <w:rFonts w:ascii="Consolas" w:hAnsi="Consolas" w:cs="Consolas" w:eastAsia="Consolas"/>
+          <w:sz w:val="20"/>
+        </w:rPr>
+        <w:br/>
+        <w:t xml:space="preserve">               γ(q)</w:t>
+      </w:r>
+    </w:p>
+    <w:p>
+      <w:pPr>
         <w:pStyle w:val="Heading2"/>
       </w:pPr>
       <w:r>
@@ -425,8 +478,333 @@
       <m:oMathPara>
         <m:oMath>
           <m:r>
-            <m:t xml:space="preserve">ū(p′) [ i Λ^μ(p′,p) ] u(p) = ∫ d⁴k/(2π)⁴ , ū(p′) (ieγ^β) [i((p̸′−k̸)+m)/((p′−k)²−m²)] (ieγ^μ) [i((p̸−k̸)+m)/((p−k)²−m²)] (ieγ_β) u(p) , (−i/k²)</m:t>
+            <m:t xml:space="preserve">ū</m:t>
           </m:r>
+          <m:r>
+            <m:t xml:space="preserve">p</m:t>
+          </m:r>
+          <m:r>
+            <m:t xml:space="preserve">′</m:t>
+          </m:r>
+          <m:r>
+            <m:t xml:space="preserve">[</m:t>
+          </m:r>
+          <m:r>
+            <m:t xml:space="preserve">i</m:t>
+          </m:r>
+          <m:sSup>
+            <m:e>
+              <m:r>
+                <m:t xml:space="preserve">Λ</m:t>
+              </m:r>
+            </m:e>
+            <m:sup>
+              <m:r>
+                <m:t xml:space="preserve">μ</m:t>
+              </m:r>
+            </m:sup>
+          </m:sSup>
+          <m:r>
+            <m:t xml:space="preserve">p</m:t>
+          </m:r>
+          <m:r>
+            <m:t xml:space="preserve">′</m:t>
+          </m:r>
+          <m:r>
+            <m:t xml:space="preserve">,</m:t>
+          </m:r>
+          <m:r>
+            <m:t xml:space="preserve">p</m:t>
+          </m:r>
+          <m:r>
+            <m:t xml:space="preserve">]</m:t>
+          </m:r>
+          <m:r>
+            <m:t xml:space="preserve">u</m:t>
+          </m:r>
+          <m:r>
+            <m:t xml:space="preserve">p</m:t>
+          </m:r>
+          <m:r>
+            <m:t xml:space="preserve">=</m:t>
+          </m:r>
+          <m:r>
+            <m:t xml:space="preserve">∫</m:t>
+          </m:r>
+          <m:sSup>
+            <m:e>
+              <m:r>
+                <m:t xml:space="preserve">d</m:t>
+              </m:r>
+            </m:e>
+            <m:sup>
+              <m:r>
+                <m:t xml:space="preserve">4</m:t>
+              </m:r>
+            </m:sup>
+          </m:sSup>
+          <m:f>
+            <m:num>
+              <m:r>
+                <m:t xml:space="preserve">k</m:t>
+              </m:r>
+            </m:num>
+            <m:den>
+              <m:sSup>
+                <m:e>
+                  <m:r>
+                    <m:t xml:space="preserve">2π</m:t>
+                  </m:r>
+                </m:e>
+                <m:sup>
+                  <m:r>
+                    <m:t xml:space="preserve">4</m:t>
+                  </m:r>
+                </m:sup>
+              </m:sSup>
+            </m:den>
+          </m:f>
+          <m:r>
+            <m:t xml:space="preserve">,</m:t>
+          </m:r>
+          <m:r>
+            <m:t xml:space="preserve">ū</m:t>
+          </m:r>
+          <m:r>
+            <m:t xml:space="preserve">p</m:t>
+          </m:r>
+          <m:r>
+            <m:t xml:space="preserve">′</m:t>
+          </m:r>
+          <m:sSup>
+            <m:e>
+              <m:r>
+                <m:t xml:space="preserve">ieγ</m:t>
+              </m:r>
+            </m:e>
+            <m:sup>
+              <m:r>
+                <m:t xml:space="preserve">β</m:t>
+              </m:r>
+            </m:sup>
+          </m:sSup>
+          <m:r>
+            <m:t xml:space="preserve">[</m:t>
+          </m:r>
+          <m:r>
+            <m:t xml:space="preserve">i</m:t>
+          </m:r>
+          <m:f>
+            <m:num>
+              <m:acc>
+                <m:accPr>
+                  <m:chr m:val="/"/>
+                </m:accPr>
+                <m:e>
+                  <m:r>
+                    <m:t xml:space="preserve">p</m:t>
+                  </m:r>
+                </m:e>
+              </m:acc>
+              <m:r>
+                <m:t xml:space="preserve">′</m:t>
+              </m:r>
+              <m:r>
+                <m:t xml:space="preserve">−</m:t>
+              </m:r>
+              <m:acc>
+                <m:accPr>
+                  <m:chr m:val="/"/>
+                </m:accPr>
+                <m:e>
+                  <m:r>
+                    <m:t xml:space="preserve">k</m:t>
+                  </m:r>
+                </m:e>
+              </m:acc>
+              <m:r>
+                <m:t xml:space="preserve">+</m:t>
+              </m:r>
+              <m:r>
+                <m:t xml:space="preserve">m</m:t>
+              </m:r>
+            </m:num>
+            <m:den>
+              <m:sSup>
+                <m:e>
+                  <m:r>
+                    <m:t xml:space="preserve">p</m:t>
+                  </m:r>
+                  <m:r>
+                    <m:t xml:space="preserve">′</m:t>
+                  </m:r>
+                  <m:r>
+                    <m:t xml:space="preserve">−</m:t>
+                  </m:r>
+                  <m:r>
+                    <m:t xml:space="preserve">k</m:t>
+                  </m:r>
+                </m:e>
+                <m:sup>
+                  <m:r>
+                    <m:t xml:space="preserve">2</m:t>
+                  </m:r>
+                </m:sup>
+              </m:sSup>
+              <m:r>
+                <m:t xml:space="preserve">−</m:t>
+              </m:r>
+              <m:sSup>
+                <m:e>
+                  <m:r>
+                    <m:t xml:space="preserve">m</m:t>
+                  </m:r>
+                </m:e>
+                <m:sup>
+                  <m:r>
+                    <m:t xml:space="preserve">2</m:t>
+                  </m:r>
+                </m:sup>
+              </m:sSup>
+            </m:den>
+          </m:f>
+          <m:r>
+            <m:t xml:space="preserve">]</m:t>
+          </m:r>
+          <m:sSup>
+            <m:e>
+              <m:r>
+                <m:t xml:space="preserve">ieγ</m:t>
+              </m:r>
+            </m:e>
+            <m:sup>
+              <m:r>
+                <m:t xml:space="preserve">μ</m:t>
+              </m:r>
+            </m:sup>
+          </m:sSup>
+          <m:r>
+            <m:t xml:space="preserve">[</m:t>
+          </m:r>
+          <m:r>
+            <m:t xml:space="preserve">i</m:t>
+          </m:r>
+          <m:f>
+            <m:num>
+              <m:acc>
+                <m:accPr>
+                  <m:chr m:val="/"/>
+                </m:accPr>
+                <m:e>
+                  <m:r>
+                    <m:t xml:space="preserve">p</m:t>
+                  </m:r>
+                </m:e>
+              </m:acc>
+              <m:r>
+                <m:t xml:space="preserve">−</m:t>
+              </m:r>
+              <m:acc>
+                <m:accPr>
+                  <m:chr m:val="/"/>
+                </m:accPr>
+                <m:e>
+                  <m:r>
+                    <m:t xml:space="preserve">k</m:t>
+                  </m:r>
+                </m:e>
+              </m:acc>
+              <m:r>
+                <m:t xml:space="preserve">+</m:t>
+              </m:r>
+              <m:r>
+                <m:t xml:space="preserve">m</m:t>
+              </m:r>
+            </m:num>
+            <m:den>
+              <m:sSup>
+                <m:e>
+                  <m:r>
+                    <m:t xml:space="preserve">p</m:t>
+                  </m:r>
+                  <m:r>
+                    <m:t xml:space="preserve">−</m:t>
+                  </m:r>
+                  <m:r>
+                    <m:t xml:space="preserve">k</m:t>
+                  </m:r>
+                </m:e>
+                <m:sup>
+                  <m:r>
+                    <m:t xml:space="preserve">2</m:t>
+                  </m:r>
+                </m:sup>
+              </m:sSup>
+              <m:r>
+                <m:t xml:space="preserve">−</m:t>
+              </m:r>
+              <m:sSup>
+                <m:e>
+                  <m:r>
+                    <m:t xml:space="preserve">m</m:t>
+                  </m:r>
+                </m:e>
+                <m:sup>
+                  <m:r>
+                    <m:t xml:space="preserve">2</m:t>
+                  </m:r>
+                </m:sup>
+              </m:sSup>
+            </m:den>
+          </m:f>
+          <m:r>
+            <m:t xml:space="preserve">]</m:t>
+          </m:r>
+          <m:sSub>
+            <m:e>
+              <m:r>
+                <m:t xml:space="preserve">ieγ</m:t>
+              </m:r>
+            </m:e>
+            <m:sub>
+              <m:r>
+                <m:t xml:space="preserve">β</m:t>
+              </m:r>
+            </m:sub>
+          </m:sSub>
+          <m:r>
+            <m:t xml:space="preserve">u</m:t>
+          </m:r>
+          <m:r>
+            <m:t xml:space="preserve">p</m:t>
+          </m:r>
+          <m:r>
+            <m:t xml:space="preserve">,</m:t>
+          </m:r>
+          <m:r>
+            <m:t xml:space="preserve">−</m:t>
+          </m:r>
+          <m:f>
+            <m:num>
+              <m:r>
+                <m:t xml:space="preserve">i</m:t>
+              </m:r>
+            </m:num>
+            <m:den>
+              <m:sSup>
+                <m:e>
+                  <m:r>
+                    <m:t xml:space="preserve">k</m:t>
+                  </m:r>
+                </m:e>
+                <m:sup>
+                  <m:r>
+                    <m:t xml:space="preserve">2</m:t>
+                  </m:r>
+                </m:sup>
+              </m:sSup>
+            </m:den>
+          </m:f>
         </m:oMath>
       </m:oMathPara>
     </w:p>
@@ -456,8 +834,288 @@
       <m:oMathPara>
         <m:oMath>
           <m:r>
-            <m:t xml:space="preserve">i Λ^μ(p′,p) = e³ ∫ d⁴k/(2π)⁴ , γ^β [(p̸′−k̸)+m] γ^μ [(p̸−k̸)+m] γ_β / [ ((p′−k)²−m²)((p−k)²−m²) k² ]</m:t>
+            <m:t xml:space="preserve">i</m:t>
           </m:r>
+          <m:sSup>
+            <m:e>
+              <m:r>
+                <m:t xml:space="preserve">Λ</m:t>
+              </m:r>
+            </m:e>
+            <m:sup>
+              <m:r>
+                <m:t xml:space="preserve">μ</m:t>
+              </m:r>
+            </m:sup>
+          </m:sSup>
+          <m:r>
+            <m:t xml:space="preserve">p</m:t>
+          </m:r>
+          <m:r>
+            <m:t xml:space="preserve">′</m:t>
+          </m:r>
+          <m:r>
+            <m:t xml:space="preserve">,</m:t>
+          </m:r>
+          <m:r>
+            <m:t xml:space="preserve">p</m:t>
+          </m:r>
+          <m:r>
+            <m:t xml:space="preserve">=</m:t>
+          </m:r>
+          <m:sSup>
+            <m:e>
+              <m:r>
+                <m:t xml:space="preserve">e</m:t>
+              </m:r>
+            </m:e>
+            <m:sup>
+              <m:r>
+                <m:t xml:space="preserve">3</m:t>
+              </m:r>
+            </m:sup>
+          </m:sSup>
+          <m:r>
+            <m:t xml:space="preserve">∫</m:t>
+          </m:r>
+          <m:sSup>
+            <m:e>
+              <m:r>
+                <m:t xml:space="preserve">d</m:t>
+              </m:r>
+            </m:e>
+            <m:sup>
+              <m:r>
+                <m:t xml:space="preserve">4</m:t>
+              </m:r>
+            </m:sup>
+          </m:sSup>
+          <m:f>
+            <m:num>
+              <m:r>
+                <m:t xml:space="preserve">k</m:t>
+              </m:r>
+            </m:num>
+            <m:den>
+              <m:sSup>
+                <m:e>
+                  <m:r>
+                    <m:t xml:space="preserve">2π</m:t>
+                  </m:r>
+                </m:e>
+                <m:sup>
+                  <m:r>
+                    <m:t xml:space="preserve">4</m:t>
+                  </m:r>
+                </m:sup>
+              </m:sSup>
+            </m:den>
+          </m:f>
+          <m:r>
+            <m:t xml:space="preserve">,</m:t>
+          </m:r>
+          <m:sSup>
+            <m:e>
+              <m:r>
+                <m:t xml:space="preserve">γ</m:t>
+              </m:r>
+            </m:e>
+            <m:sup>
+              <m:r>
+                <m:t xml:space="preserve">β</m:t>
+              </m:r>
+            </m:sup>
+          </m:sSup>
+          <m:r>
+            <m:t xml:space="preserve">[</m:t>
+          </m:r>
+          <m:acc>
+            <m:accPr>
+              <m:chr m:val="/"/>
+            </m:accPr>
+            <m:e>
+              <m:r>
+                <m:t xml:space="preserve">p</m:t>
+              </m:r>
+            </m:e>
+          </m:acc>
+          <m:r>
+            <m:t xml:space="preserve">′</m:t>
+          </m:r>
+          <m:r>
+            <m:t xml:space="preserve">−</m:t>
+          </m:r>
+          <m:acc>
+            <m:accPr>
+              <m:chr m:val="/"/>
+            </m:accPr>
+            <m:e>
+              <m:r>
+                <m:t xml:space="preserve">k</m:t>
+              </m:r>
+            </m:e>
+          </m:acc>
+          <m:r>
+            <m:t xml:space="preserve">+</m:t>
+          </m:r>
+          <m:r>
+            <m:t xml:space="preserve">m</m:t>
+          </m:r>
+          <m:r>
+            <m:t xml:space="preserve">]</m:t>
+          </m:r>
+          <m:sSup>
+            <m:e>
+              <m:r>
+                <m:t xml:space="preserve">γ</m:t>
+              </m:r>
+            </m:e>
+            <m:sup>
+              <m:r>
+                <m:t xml:space="preserve">μ</m:t>
+              </m:r>
+            </m:sup>
+          </m:sSup>
+          <m:r>
+            <m:t xml:space="preserve">[</m:t>
+          </m:r>
+          <m:acc>
+            <m:accPr>
+              <m:chr m:val="/"/>
+            </m:accPr>
+            <m:e>
+              <m:r>
+                <m:t xml:space="preserve">p</m:t>
+              </m:r>
+            </m:e>
+          </m:acc>
+          <m:r>
+            <m:t xml:space="preserve">−</m:t>
+          </m:r>
+          <m:acc>
+            <m:accPr>
+              <m:chr m:val="/"/>
+            </m:accPr>
+            <m:e>
+              <m:r>
+                <m:t xml:space="preserve">k</m:t>
+              </m:r>
+            </m:e>
+          </m:acc>
+          <m:r>
+            <m:t xml:space="preserve">+</m:t>
+          </m:r>
+          <m:r>
+            <m:t xml:space="preserve">m</m:t>
+          </m:r>
+          <m:r>
+            <m:t xml:space="preserve">]</m:t>
+          </m:r>
+          <m:f>
+            <m:num>
+              <m:sSub>
+                <m:e>
+                  <m:r>
+                    <m:t xml:space="preserve">γ</m:t>
+                  </m:r>
+                </m:e>
+                <m:sub>
+                  <m:r>
+                    <m:t xml:space="preserve">β</m:t>
+                  </m:r>
+                </m:sub>
+              </m:sSub>
+            </m:num>
+            <m:den>
+              <m:r>
+                <m:t xml:space="preserve">[</m:t>
+              </m:r>
+              <m:sSup>
+                <m:e>
+                  <m:r>
+                    <m:t xml:space="preserve">p</m:t>
+                  </m:r>
+                  <m:r>
+                    <m:t xml:space="preserve">′</m:t>
+                  </m:r>
+                  <m:r>
+                    <m:t xml:space="preserve">−</m:t>
+                  </m:r>
+                  <m:r>
+                    <m:t xml:space="preserve">k</m:t>
+                  </m:r>
+                </m:e>
+                <m:sup>
+                  <m:r>
+                    <m:t xml:space="preserve">2</m:t>
+                  </m:r>
+                </m:sup>
+              </m:sSup>
+              <m:r>
+                <m:t xml:space="preserve">−</m:t>
+              </m:r>
+              <m:sSup>
+                <m:e>
+                  <m:r>
+                    <m:t xml:space="preserve">m</m:t>
+                  </m:r>
+                </m:e>
+                <m:sup>
+                  <m:r>
+                    <m:t xml:space="preserve">2</m:t>
+                  </m:r>
+                </m:sup>
+              </m:sSup>
+              <m:sSup>
+                <m:e>
+                  <m:r>
+                    <m:t xml:space="preserve">p</m:t>
+                  </m:r>
+                  <m:r>
+                    <m:t xml:space="preserve">−</m:t>
+                  </m:r>
+                  <m:r>
+                    <m:t xml:space="preserve">k</m:t>
+                  </m:r>
+                </m:e>
+                <m:sup>
+                  <m:r>
+                    <m:t xml:space="preserve">2</m:t>
+                  </m:r>
+                </m:sup>
+              </m:sSup>
+              <m:r>
+                <m:t xml:space="preserve">−</m:t>
+              </m:r>
+              <m:sSup>
+                <m:e>
+                  <m:r>
+                    <m:t xml:space="preserve">m</m:t>
+                  </m:r>
+                </m:e>
+                <m:sup>
+                  <m:r>
+                    <m:t xml:space="preserve">2</m:t>
+                  </m:r>
+                </m:sup>
+              </m:sSup>
+              <m:sSup>
+                <m:e>
+                  <m:r>
+                    <m:t xml:space="preserve">k</m:t>
+                  </m:r>
+                </m:e>
+                <m:sup>
+                  <m:r>
+                    <m:t xml:space="preserve">2</m:t>
+                  </m:r>
+                </m:sup>
+              </m:sSup>
+              <m:r>
+                <m:t xml:space="preserve">]</m:t>
+              </m:r>
+            </m:den>
+          </m:f>
         </m:oMath>
       </m:oMathPara>
     </w:p>
@@ -489,9 +1147,161 @@
       </w:pPr>
       <m:oMathPara>
         <m:oMath>
+          <m:sSup>
+            <m:e>
+              <m:r>
+                <m:t xml:space="preserve">γ</m:t>
+              </m:r>
+            </m:e>
+            <m:sup>
+              <m:r>
+                <m:t xml:space="preserve">β</m:t>
+              </m:r>
+            </m:sup>
+          </m:sSup>
+          <m:acc>
+            <m:accPr>
+              <m:chr m:val="/"/>
+            </m:accPr>
+            <m:e>
+              <m:r>
+                <m:t xml:space="preserve">p</m:t>
+              </m:r>
+            </m:e>
+          </m:acc>
           <m:r>
-            <m:t xml:space="preserve">γ^β (p̸′−k̸) γ^μ (p̸−k̸) γ_β = − 2 (p̸−k̸) γ^μ (p̸′−k̸)</m:t>
+            <m:t xml:space="preserve">′</m:t>
           </m:r>
+          <m:r>
+            <m:t xml:space="preserve">−</m:t>
+          </m:r>
+          <m:acc>
+            <m:accPr>
+              <m:chr m:val="/"/>
+            </m:accPr>
+            <m:e>
+              <m:r>
+                <m:t xml:space="preserve">k</m:t>
+              </m:r>
+            </m:e>
+          </m:acc>
+          <m:sSup>
+            <m:e>
+              <m:r>
+                <m:t xml:space="preserve">γ</m:t>
+              </m:r>
+            </m:e>
+            <m:sup>
+              <m:r>
+                <m:t xml:space="preserve">μ</m:t>
+              </m:r>
+            </m:sup>
+          </m:sSup>
+          <m:acc>
+            <m:accPr>
+              <m:chr m:val="/"/>
+            </m:accPr>
+            <m:e>
+              <m:r>
+                <m:t xml:space="preserve">p</m:t>
+              </m:r>
+            </m:e>
+          </m:acc>
+          <m:r>
+            <m:t xml:space="preserve">−</m:t>
+          </m:r>
+          <m:acc>
+            <m:accPr>
+              <m:chr m:val="/"/>
+            </m:accPr>
+            <m:e>
+              <m:r>
+                <m:t xml:space="preserve">k</m:t>
+              </m:r>
+            </m:e>
+          </m:acc>
+          <m:sSub>
+            <m:e>
+              <m:r>
+                <m:t xml:space="preserve">γ</m:t>
+              </m:r>
+            </m:e>
+            <m:sub>
+              <m:r>
+                <m:t xml:space="preserve">β</m:t>
+              </m:r>
+            </m:sub>
+          </m:sSub>
+          <m:r>
+            <m:t xml:space="preserve">=</m:t>
+          </m:r>
+          <m:r>
+            <m:t xml:space="preserve">−</m:t>
+          </m:r>
+          <m:r>
+            <m:t xml:space="preserve">2</m:t>
+          </m:r>
+          <m:acc>
+            <m:accPr>
+              <m:chr m:val="/"/>
+            </m:accPr>
+            <m:e>
+              <m:r>
+                <m:t xml:space="preserve">p</m:t>
+              </m:r>
+            </m:e>
+          </m:acc>
+          <m:r>
+            <m:t xml:space="preserve">−</m:t>
+          </m:r>
+          <m:acc>
+            <m:accPr>
+              <m:chr m:val="/"/>
+            </m:accPr>
+            <m:e>
+              <m:r>
+                <m:t xml:space="preserve">k</m:t>
+              </m:r>
+            </m:e>
+          </m:acc>
+          <m:sSup>
+            <m:e>
+              <m:r>
+                <m:t xml:space="preserve">γ</m:t>
+              </m:r>
+            </m:e>
+            <m:sup>
+              <m:r>
+                <m:t xml:space="preserve">μ</m:t>
+              </m:r>
+            </m:sup>
+          </m:sSup>
+          <m:acc>
+            <m:accPr>
+              <m:chr m:val="/"/>
+            </m:accPr>
+            <m:e>
+              <m:r>
+                <m:t xml:space="preserve">p</m:t>
+              </m:r>
+            </m:e>
+          </m:acc>
+          <m:r>
+            <m:t xml:space="preserve">′</m:t>
+          </m:r>
+          <m:r>
+            <m:t xml:space="preserve">−</m:t>
+          </m:r>
+          <m:acc>
+            <m:accPr>
+              <m:chr m:val="/"/>
+            </m:accPr>
+            <m:e>
+              <m:r>
+                <m:t xml:space="preserve">k</m:t>
+              </m:r>
+            </m:e>
+          </m:acc>
         </m:oMath>
       </m:oMathPara>
     </w:p>
@@ -520,9 +1330,266 @@
       </w:pPr>
       <m:oMathPara>
         <m:oMath>
+          <m:sSup>
+            <m:e>
+              <m:r>
+                <m:t xml:space="preserve">γ</m:t>
+              </m:r>
+            </m:e>
+            <m:sup>
+              <m:r>
+                <m:t xml:space="preserve">β</m:t>
+              </m:r>
+            </m:sup>
+          </m:sSup>
           <m:r>
-            <m:t xml:space="preserve">γ^β[(p̸′−k̸)+m]γ^μ[(p̸−k̸)+m]γ_β = −2(p̸−k̸)γ^μ(p̸′−k̸) + 4m[(p−k)^μ+(p′−k)^μ] − 2m²γ^μ</m:t>
+            <m:t xml:space="preserve">[</m:t>
           </m:r>
+          <m:acc>
+            <m:accPr>
+              <m:chr m:val="/"/>
+            </m:accPr>
+            <m:e>
+              <m:r>
+                <m:t xml:space="preserve">p</m:t>
+              </m:r>
+            </m:e>
+          </m:acc>
+          <m:r>
+            <m:t xml:space="preserve">′</m:t>
+          </m:r>
+          <m:r>
+            <m:t xml:space="preserve">−</m:t>
+          </m:r>
+          <m:acc>
+            <m:accPr>
+              <m:chr m:val="/"/>
+            </m:accPr>
+            <m:e>
+              <m:r>
+                <m:t xml:space="preserve">k</m:t>
+              </m:r>
+            </m:e>
+          </m:acc>
+          <m:r>
+            <m:t xml:space="preserve">+</m:t>
+          </m:r>
+          <m:r>
+            <m:t xml:space="preserve">m</m:t>
+          </m:r>
+          <m:r>
+            <m:t xml:space="preserve">]</m:t>
+          </m:r>
+          <m:sSup>
+            <m:e>
+              <m:r>
+                <m:t xml:space="preserve">γ</m:t>
+              </m:r>
+            </m:e>
+            <m:sup>
+              <m:r>
+                <m:t xml:space="preserve">μ</m:t>
+              </m:r>
+            </m:sup>
+          </m:sSup>
+          <m:r>
+            <m:t xml:space="preserve">[</m:t>
+          </m:r>
+          <m:acc>
+            <m:accPr>
+              <m:chr m:val="/"/>
+            </m:accPr>
+            <m:e>
+              <m:r>
+                <m:t xml:space="preserve">p</m:t>
+              </m:r>
+            </m:e>
+          </m:acc>
+          <m:r>
+            <m:t xml:space="preserve">−</m:t>
+          </m:r>
+          <m:acc>
+            <m:accPr>
+              <m:chr m:val="/"/>
+            </m:accPr>
+            <m:e>
+              <m:r>
+                <m:t xml:space="preserve">k</m:t>
+              </m:r>
+            </m:e>
+          </m:acc>
+          <m:r>
+            <m:t xml:space="preserve">+</m:t>
+          </m:r>
+          <m:r>
+            <m:t xml:space="preserve">m</m:t>
+          </m:r>
+          <m:r>
+            <m:t xml:space="preserve">]</m:t>
+          </m:r>
+          <m:sSub>
+            <m:e>
+              <m:r>
+                <m:t xml:space="preserve">γ</m:t>
+              </m:r>
+            </m:e>
+            <m:sub>
+              <m:r>
+                <m:t xml:space="preserve">β</m:t>
+              </m:r>
+            </m:sub>
+          </m:sSub>
+          <m:r>
+            <m:t xml:space="preserve">=</m:t>
+          </m:r>
+          <m:r>
+            <m:t xml:space="preserve">−</m:t>
+          </m:r>
+          <m:r>
+            <m:t xml:space="preserve">2</m:t>
+          </m:r>
+          <m:acc>
+            <m:accPr>
+              <m:chr m:val="/"/>
+            </m:accPr>
+            <m:e>
+              <m:r>
+                <m:t xml:space="preserve">p</m:t>
+              </m:r>
+            </m:e>
+          </m:acc>
+          <m:r>
+            <m:t xml:space="preserve">−</m:t>
+          </m:r>
+          <m:acc>
+            <m:accPr>
+              <m:chr m:val="/"/>
+            </m:accPr>
+            <m:e>
+              <m:r>
+                <m:t xml:space="preserve">k</m:t>
+              </m:r>
+            </m:e>
+          </m:acc>
+          <m:sSup>
+            <m:e>
+              <m:r>
+                <m:t xml:space="preserve">γ</m:t>
+              </m:r>
+            </m:e>
+            <m:sup>
+              <m:r>
+                <m:t xml:space="preserve">μ</m:t>
+              </m:r>
+            </m:sup>
+          </m:sSup>
+          <m:acc>
+            <m:accPr>
+              <m:chr m:val="/"/>
+            </m:accPr>
+            <m:e>
+              <m:r>
+                <m:t xml:space="preserve">p</m:t>
+              </m:r>
+            </m:e>
+          </m:acc>
+          <m:r>
+            <m:t xml:space="preserve">′</m:t>
+          </m:r>
+          <m:r>
+            <m:t xml:space="preserve">−</m:t>
+          </m:r>
+          <m:acc>
+            <m:accPr>
+              <m:chr m:val="/"/>
+            </m:accPr>
+            <m:e>
+              <m:r>
+                <m:t xml:space="preserve">k</m:t>
+              </m:r>
+            </m:e>
+          </m:acc>
+          <m:r>
+            <m:t xml:space="preserve">+</m:t>
+          </m:r>
+          <m:r>
+            <m:t xml:space="preserve">4m</m:t>
+          </m:r>
+          <m:r>
+            <m:t xml:space="preserve">[</m:t>
+          </m:r>
+          <m:sSup>
+            <m:e>
+              <m:r>
+                <m:t xml:space="preserve">p</m:t>
+              </m:r>
+              <m:r>
+                <m:t xml:space="preserve">−</m:t>
+              </m:r>
+              <m:r>
+                <m:t xml:space="preserve">k</m:t>
+              </m:r>
+            </m:e>
+            <m:sup>
+              <m:r>
+                <m:t xml:space="preserve">μ</m:t>
+              </m:r>
+            </m:sup>
+          </m:sSup>
+          <m:r>
+            <m:t xml:space="preserve">+</m:t>
+          </m:r>
+          <m:sSup>
+            <m:e>
+              <m:r>
+                <m:t xml:space="preserve">p</m:t>
+              </m:r>
+              <m:r>
+                <m:t xml:space="preserve">′</m:t>
+              </m:r>
+              <m:r>
+                <m:t xml:space="preserve">−</m:t>
+              </m:r>
+              <m:r>
+                <m:t xml:space="preserve">k</m:t>
+              </m:r>
+            </m:e>
+            <m:sup>
+              <m:r>
+                <m:t xml:space="preserve">μ</m:t>
+              </m:r>
+            </m:sup>
+          </m:sSup>
+          <m:r>
+            <m:t xml:space="preserve">]</m:t>
+          </m:r>
+          <m:r>
+            <m:t xml:space="preserve">−</m:t>
+          </m:r>
+          <m:sSup>
+            <m:e>
+              <m:r>
+                <m:t xml:space="preserve">2m</m:t>
+              </m:r>
+            </m:e>
+            <m:sup>
+              <m:r>
+                <m:t xml:space="preserve">2</m:t>
+              </m:r>
+            </m:sup>
+          </m:sSup>
+          <m:sSup>
+            <m:e>
+              <m:r>
+                <m:t xml:space="preserve">γ</m:t>
+              </m:r>
+            </m:e>
+            <m:sup>
+              <m:r>
+                <m:t xml:space="preserve">μ</m:t>
+              </m:r>
+            </m:sup>
+          </m:sSup>
         </m:oMath>
       </m:oMathPara>
     </w:p>
@@ -586,7 +1653,67 @@
       <m:oMathPara>
         <m:oMath>
           <m:r>
-            <m:t xml:space="preserve">∫ k³ dk / k⁴ = ∫ dk/k = ln Λ</m:t>
+            <m:t xml:space="preserve">∫</m:t>
+          </m:r>
+          <m:sSup>
+            <m:e>
+              <m:r>
+                <m:t xml:space="preserve">k</m:t>
+              </m:r>
+            </m:e>
+            <m:sup>
+              <m:r>
+                <m:t xml:space="preserve">3</m:t>
+              </m:r>
+            </m:sup>
+          </m:sSup>
+          <m:f>
+            <m:num>
+              <m:r>
+                <m:t xml:space="preserve">dk</m:t>
+              </m:r>
+            </m:num>
+            <m:den>
+              <m:sSup>
+                <m:e>
+                  <m:r>
+                    <m:t xml:space="preserve">k</m:t>
+                  </m:r>
+                </m:e>
+                <m:sup>
+                  <m:r>
+                    <m:t xml:space="preserve">4</m:t>
+                  </m:r>
+                </m:sup>
+              </m:sSup>
+            </m:den>
+          </m:f>
+          <m:r>
+            <m:t xml:space="preserve">=</m:t>
+          </m:r>
+          <m:r>
+            <m:t xml:space="preserve">∫</m:t>
+          </m:r>
+          <m:f>
+            <m:num>
+              <m:r>
+                <m:t xml:space="preserve">dk</m:t>
+              </m:r>
+            </m:num>
+            <m:den>
+              <m:r>
+                <m:t xml:space="preserve">k</m:t>
+              </m:r>
+            </m:den>
+          </m:f>
+          <m:r>
+            <m:t xml:space="preserve">=</m:t>
+          </m:r>
+          <m:r>
+            <m:t xml:space="preserve">ln</m:t>
+          </m:r>
+          <m:r>
+            <m:t xml:space="preserve">Λ</m:t>
           </m:r>
         </m:oMath>
       </m:oMathPara>

--- a/Science Books/QED Course/Lesson 64 Vertex Corrections.docx
+++ b/Science Books/QED Course/Lesson 64 Vertex Corrections.docx
@@ -58,7 +58,7 @@
     </w:p>
     <w:p>
       <w:pPr>
-        <w:pStyle w:val="Heading1"/>
+        <w:pStyle w:val="Heading2"/>
       </w:pPr>
       <w:r>
         <w:t>How to use this lesson</w:t>
@@ -71,7 +71,7 @@
     </w:p>
     <w:p>
       <w:pPr>
-        <w:pStyle w:val="Heading2"/>
+        <w:pStyle w:val="Heading3"/>
       </w:pPr>
       <w:r>
         <w:t>Learning objectives</w:t>
@@ -135,7 +135,7 @@
     </w:p>
     <w:p>
       <w:pPr>
-        <w:pStyle w:val="Heading2"/>
+        <w:pStyle w:val="Heading3"/>
       </w:pPr>
       <w:r>
         <w:t>Notation and conventions</w:t>
@@ -351,7 +351,7 @@
     </w:tbl>
     <w:p>
       <w:pPr>
-        <w:pStyle w:val="Heading1"/>
+        <w:pStyle w:val="Heading2"/>
       </w:pPr>
       <w:r>
         <w:t>1 The diagram</w:t>
@@ -412,7 +412,7 @@
     </w:p>
     <w:p>
       <w:pPr>
-        <w:pStyle w:val="Heading2"/>
+        <w:pStyle w:val="Heading3"/>
       </w:pPr>
       <w:r>
         <w:t>1.1 What it looks like</w:t>
@@ -425,7 +425,7 @@
     </w:p>
     <w:p>
       <w:pPr>
-        <w:pStyle w:val="Heading2"/>
+        <w:pStyle w:val="Heading3"/>
       </w:pPr>
       <w:r>
         <w:t>1.2 Where this diagram sits between the previous two</w:t>
@@ -437,10 +437,11 @@
       </w:r>
     </w:p>
     <w:p>
-      <w:pPr>
-        <w:pStyle w:val="Heading3"/>
-      </w:pPr>
       <w:r>
+        <w:rPr>
+          <w:b/>
+          <w:i/>
+        </w:rPr>
         <w:t>Worked example 1</w:t>
       </w:r>
     </w:p>
@@ -451,7 +452,7 @@
     </w:p>
     <w:p>
       <w:pPr>
-        <w:pStyle w:val="Heading1"/>
+        <w:pStyle w:val="Heading2"/>
       </w:pPr>
       <w:r>
         <w:t>2 Assembling the loop</w:t>
@@ -459,7 +460,7 @@
     </w:p>
     <w:p>
       <w:pPr>
-        <w:pStyle w:val="Heading2"/>
+        <w:pStyle w:val="Heading3"/>
       </w:pPr>
       <w:r>
         <w:t>2.1 The expression</w:t>
@@ -815,7 +816,7 @@
     </w:p>
     <w:p>
       <w:pPr>
-        <w:pStyle w:val="Heading2"/>
+        <w:pStyle w:val="Heading3"/>
       </w:pPr>
       <w:r>
         <w:t>2.2 Collecting the numbers</w:t>
@@ -1121,7 +1122,7 @@
     </w:p>
     <w:p>
       <w:pPr>
-        <w:pStyle w:val="Heading1"/>
+        <w:pStyle w:val="Heading2"/>
       </w:pPr>
       <w:r>
         <w:t>3 Reducing the numerator</w:t>
@@ -1129,7 +1130,7 @@
     </w:p>
     <w:p>
       <w:pPr>
-        <w:pStyle w:val="Heading2"/>
+        <w:pStyle w:val="Heading3"/>
       </w:pPr>
       <w:r>
         <w:t>3.1 The mass-independent piece</w:t>
@@ -1312,7 +1313,7 @@
     </w:p>
     <w:p>
       <w:pPr>
-        <w:pStyle w:val="Heading2"/>
+        <w:pStyle w:val="Heading3"/>
       </w:pPr>
       <w:r>
         <w:t>3.2 Restoring the mass</w:t>
@@ -1599,10 +1600,11 @@
       </w:r>
     </w:p>
     <w:p>
-      <w:pPr>
-        <w:pStyle w:val="Heading3"/>
-      </w:pPr>
       <w:r>
+        <w:rPr>
+          <w:b/>
+          <w:i/>
+        </w:rPr>
         <w:t>Worked example 2</w:t>
       </w:r>
     </w:p>
@@ -1613,7 +1615,7 @@
     </w:p>
     <w:p>
       <w:pPr>
-        <w:pStyle w:val="Heading1"/>
+        <w:pStyle w:val="Heading2"/>
       </w:pPr>
       <w:r>
         <w:t>4 How the integral behaves at large k</w:t>
@@ -1621,7 +1623,7 @@
     </w:p>
     <w:p>
       <w:pPr>
-        <w:pStyle w:val="Heading2"/>
+        <w:pStyle w:val="Heading3"/>
       </w:pPr>
       <w:r>
         <w:t>4.1 The leading power</w:t>
@@ -1634,7 +1636,7 @@
     </w:p>
     <w:p>
       <w:pPr>
-        <w:pStyle w:val="Heading2"/>
+        <w:pStyle w:val="Heading3"/>
       </w:pPr>
       <w:r>
         <w:t>4.2 The verdict</w:t>
@@ -1724,10 +1726,11 @@
       </w:r>
     </w:p>
     <w:p>
-      <w:pPr>
-        <w:pStyle w:val="Heading3"/>
-      </w:pPr>
       <w:r>
+        <w:rPr>
+          <w:b/>
+          <w:i/>
+        </w:rPr>
         <w:t>Worked example 3</w:t>
       </w:r>
     </w:p>
@@ -1738,7 +1741,7 @@
     </w:p>
     <w:p>
       <w:pPr>
-        <w:pStyle w:val="Heading1"/>
+        <w:pStyle w:val="Heading2"/>
       </w:pPr>
       <w:r>
         <w:t>5 A first, honest word on the anomalous magnetic moment</w:t>
@@ -1750,10 +1753,11 @@
       </w:r>
     </w:p>
     <w:p>
-      <w:pPr>
-        <w:pStyle w:val="Heading3"/>
-      </w:pPr>
       <w:r>
+        <w:rPr>
+          <w:b/>
+          <w:i/>
+        </w:rPr>
         <w:t>Worked example 4</w:t>
       </w:r>
     </w:p>
@@ -1764,7 +1768,7 @@
     </w:p>
     <w:p>
       <w:pPr>
-        <w:pStyle w:val="Heading1"/>
+        <w:pStyle w:val="Heading2"/>
       </w:pPr>
       <w:r>
         <w:t>6 Connections to QED</w:t>
@@ -1980,7 +1984,7 @@
     </w:tbl>
     <w:p>
       <w:pPr>
-        <w:pStyle w:val="Heading1"/>
+        <w:pStyle w:val="Heading2"/>
       </w:pPr>
       <w:r>
         <w:t>7 Summary</w:t>
@@ -2060,7 +2064,7 @@
     </w:p>
     <w:p>
       <w:pPr>
-        <w:pStyle w:val="Heading1"/>
+        <w:pStyle w:val="Heading2"/>
       </w:pPr>
       <w:r>
         <w:t>Exercises</w:t>
@@ -2720,7 +2724,7 @@
     </w:tbl>
     <w:p>
       <w:pPr>
-        <w:pStyle w:val="Heading1"/>
+        <w:pStyle w:val="Heading2"/>
       </w:pPr>
       <w:r>
         <w:t>Solutions</w:t>
@@ -2952,7 +2956,7 @@
     </w:p>
     <w:p>
       <w:pPr>
-        <w:pStyle w:val="Heading1"/>
+        <w:pStyle w:val="Heading2"/>
       </w:pPr>
       <w:r>
         <w:t>Mastery checklist</w:t>
@@ -3008,7 +3012,7 @@
     </w:p>
     <w:p>
       <w:pPr>
-        <w:pStyle w:val="Heading1"/>
+        <w:pStyle w:val="Heading2"/>
       </w:pPr>
       <w:r>
         <w:t>Next lesson</w:t>

--- a/Science Books/QED Course/Lesson 64 Vertex Corrections.docx
+++ b/Science Books/QED Course/Lesson 64 Vertex Corrections.docx
@@ -481,71 +481,94 @@
           <m:r>
             <m:t xml:space="preserve">ū</m:t>
           </m:r>
-          <m:r>
-            <m:t xml:space="preserve">p</m:t>
-          </m:r>
-          <m:r>
-            <m:t xml:space="preserve">′</m:t>
-          </m:r>
-          <m:r>
-            <m:t xml:space="preserve">[</m:t>
-          </m:r>
-          <m:r>
-            <m:t xml:space="preserve">i</m:t>
-          </m:r>
-          <m:sSup>
+          <m:d>
+            <m:dPr/>
             <m:e>
               <m:r>
-                <m:t xml:space="preserve">Λ</m:t>
+                <m:t xml:space="preserve">p′</m:t>
               </m:r>
             </m:e>
-            <m:sup>
+          </m:d>
+          <m:r>
+            <m:t xml:space="preserve"> </m:t>
+          </m:r>
+          <m:d>
+            <m:dPr>
+              <m:begChr m:val="["/>
+              <m:endChr m:val="]"/>
+            </m:dPr>
+            <m:e>
               <m:r>
-                <m:t xml:space="preserve">μ</m:t>
+                <m:t xml:space="preserve">i</m:t>
               </m:r>
-            </m:sup>
-          </m:sSup>
+              <m:r>
+                <m:t xml:space="preserve"> </m:t>
+              </m:r>
+              <m:sSup>
+                <m:e>
+                  <m:r>
+                    <m:t xml:space="preserve">Λ</m:t>
+                  </m:r>
+                </m:e>
+                <m:sup>
+                  <m:r>
+                    <m:t xml:space="preserve">μ</m:t>
+                  </m:r>
+                </m:sup>
+              </m:sSup>
+              <m:d>
+                <m:dPr/>
+                <m:e>
+                  <m:r>
+                    <m:t xml:space="preserve">p′</m:t>
+                  </m:r>
+                  <m:r>
+                    <m:t xml:space="preserve">,</m:t>
+                  </m:r>
+                  <m:r>
+                    <m:t xml:space="preserve">p</m:t>
+                  </m:r>
+                </m:e>
+              </m:d>
+            </m:e>
+          </m:d>
           <m:r>
-            <m:t xml:space="preserve">p</m:t>
-          </m:r>
-          <m:r>
-            <m:t xml:space="preserve">′</m:t>
-          </m:r>
-          <m:r>
-            <m:t xml:space="preserve">,</m:t>
-          </m:r>
-          <m:r>
-            <m:t xml:space="preserve">p</m:t>
-          </m:r>
-          <m:r>
-            <m:t xml:space="preserve">]</m:t>
+            <m:t xml:space="preserve"> </m:t>
           </m:r>
           <m:r>
             <m:t xml:space="preserve">u</m:t>
           </m:r>
-          <m:r>
-            <m:t xml:space="preserve">p</m:t>
-          </m:r>
+          <m:d>
+            <m:dPr/>
+            <m:e>
+              <m:r>
+                <m:t xml:space="preserve">p</m:t>
+              </m:r>
+            </m:e>
+          </m:d>
           <m:r>
             <m:t xml:space="preserve">=</m:t>
           </m:r>
           <m:r>
             <m:t xml:space="preserve">∫</m:t>
           </m:r>
-          <m:sSup>
-            <m:e>
-              <m:r>
-                <m:t xml:space="preserve">d</m:t>
-              </m:r>
-            </m:e>
-            <m:sup>
-              <m:r>
-                <m:t xml:space="preserve">4</m:t>
-              </m:r>
-            </m:sup>
-          </m:sSup>
+          <m:r>
+            <m:t xml:space="preserve"> </m:t>
+          </m:r>
           <m:f>
             <m:num>
+              <m:sSup>
+                <m:e>
+                  <m:r>
+                    <m:t xml:space="preserve">d</m:t>
+                  </m:r>
+                </m:e>
+                <m:sup>
+                  <m:r>
+                    <m:t xml:space="preserve">4</m:t>
+                  </m:r>
+                </m:sup>
+              </m:sSup>
               <m:r>
                 <m:t xml:space="preserve">k</m:t>
               </m:r>
@@ -553,9 +576,14 @@
             <m:den>
               <m:sSup>
                 <m:e>
-                  <m:r>
-                    <m:t xml:space="preserve">2π</m:t>
-                  </m:r>
+                  <m:d>
+                    <m:dPr/>
+                    <m:e>
+                      <m:r>
+                        <m:t xml:space="preserve">2π</m:t>
+                      </m:r>
+                    </m:e>
+                  </m:d>
                 </m:e>
                 <m:sup>
                   <m:r>
@@ -566,246 +594,322 @@
             </m:den>
           </m:f>
           <m:r>
-            <m:t xml:space="preserve">,</m:t>
+            <m:t xml:space="preserve"> </m:t>
           </m:r>
           <m:r>
             <m:t xml:space="preserve">ū</m:t>
           </m:r>
-          <m:r>
-            <m:t xml:space="preserve">p</m:t>
-          </m:r>
-          <m:r>
-            <m:t xml:space="preserve">′</m:t>
-          </m:r>
-          <m:sSup>
+          <m:d>
+            <m:dPr/>
             <m:e>
               <m:r>
-                <m:t xml:space="preserve">ieγ</m:t>
+                <m:t xml:space="preserve">p′</m:t>
               </m:r>
             </m:e>
-            <m:sup>
-              <m:r>
-                <m:t xml:space="preserve">β</m:t>
-              </m:r>
-            </m:sup>
-          </m:sSup>
+          </m:d>
           <m:r>
-            <m:t xml:space="preserve">[</m:t>
+            <m:t xml:space="preserve"> </m:t>
           </m:r>
-          <m:r>
-            <m:t xml:space="preserve">i</m:t>
-          </m:r>
-          <m:f>
-            <m:num>
-              <m:acc>
-                <m:accPr>
-                  <m:chr m:val="/"/>
-                </m:accPr>
-                <m:e>
-                  <m:r>
-                    <m:t xml:space="preserve">p</m:t>
-                  </m:r>
-                </m:e>
-              </m:acc>
-              <m:r>
-                <m:t xml:space="preserve">′</m:t>
-              </m:r>
-              <m:r>
-                <m:t xml:space="preserve">−</m:t>
-              </m:r>
-              <m:acc>
-                <m:accPr>
-                  <m:chr m:val="/"/>
-                </m:accPr>
-                <m:e>
-                  <m:r>
-                    <m:t xml:space="preserve">k</m:t>
-                  </m:r>
-                </m:e>
-              </m:acc>
-              <m:r>
-                <m:t xml:space="preserve">+</m:t>
-              </m:r>
-              <m:r>
-                <m:t xml:space="preserve">m</m:t>
-              </m:r>
-            </m:num>
-            <m:den>
+          <m:d>
+            <m:dPr/>
+            <m:e>
               <m:sSup>
                 <m:e>
                   <m:r>
-                    <m:t xml:space="preserve">p</m:t>
-                  </m:r>
-                  <m:r>
-                    <m:t xml:space="preserve">′</m:t>
-                  </m:r>
-                  <m:r>
-                    <m:t xml:space="preserve">−</m:t>
-                  </m:r>
-                  <m:r>
-                    <m:t xml:space="preserve">k</m:t>
+                    <m:t xml:space="preserve">ieγ</m:t>
                   </m:r>
                 </m:e>
                 <m:sup>
                   <m:r>
-                    <m:t xml:space="preserve">2</m:t>
+                    <m:t xml:space="preserve">β</m:t>
                   </m:r>
                 </m:sup>
               </m:sSup>
-              <m:r>
-                <m:t xml:space="preserve">−</m:t>
-              </m:r>
+            </m:e>
+          </m:d>
+          <m:r>
+            <m:t xml:space="preserve"> </m:t>
+          </m:r>
+          <m:d>
+            <m:dPr>
+              <m:begChr m:val="["/>
+              <m:endChr m:val="]"/>
+            </m:dPr>
+            <m:e>
+              <m:f>
+                <m:num>
+                  <m:r>
+                    <m:t xml:space="preserve">i</m:t>
+                  </m:r>
+                  <m:d>
+                    <m:dPr/>
+                    <m:e>
+                      <m:d>
+                        <m:dPr/>
+                        <m:e>
+                          <m:acc>
+                            <m:accPr>
+                              <m:chr m:val="/"/>
+                            </m:accPr>
+                            <m:e>
+                              <m:r>
+                                <m:t xml:space="preserve">p</m:t>
+                              </m:r>
+                            </m:e>
+                          </m:acc>
+                          <m:r>
+                            <m:t xml:space="preserve">′</m:t>
+                          </m:r>
+                          <m:r>
+                            <m:t xml:space="preserve">−</m:t>
+                          </m:r>
+                          <m:acc>
+                            <m:accPr>
+                              <m:chr m:val="/"/>
+                            </m:accPr>
+                            <m:e>
+                              <m:r>
+                                <m:t xml:space="preserve">k</m:t>
+                              </m:r>
+                            </m:e>
+                          </m:acc>
+                        </m:e>
+                      </m:d>
+                      <m:r>
+                        <m:t xml:space="preserve">+</m:t>
+                      </m:r>
+                      <m:r>
+                        <m:t xml:space="preserve">m</m:t>
+                      </m:r>
+                    </m:e>
+                  </m:d>
+                </m:num>
+                <m:den>
+                  <m:sSup>
+                    <m:e>
+                      <m:d>
+                        <m:dPr/>
+                        <m:e>
+                          <m:r>
+                            <m:t xml:space="preserve">p′</m:t>
+                          </m:r>
+                          <m:r>
+                            <m:t xml:space="preserve">−</m:t>
+                          </m:r>
+                          <m:r>
+                            <m:t xml:space="preserve">k</m:t>
+                          </m:r>
+                        </m:e>
+                      </m:d>
+                    </m:e>
+                    <m:sup>
+                      <m:r>
+                        <m:t xml:space="preserve">2</m:t>
+                      </m:r>
+                    </m:sup>
+                  </m:sSup>
+                  <m:r>
+                    <m:t xml:space="preserve">−</m:t>
+                  </m:r>
+                  <m:sSup>
+                    <m:e>
+                      <m:r>
+                        <m:t xml:space="preserve">m</m:t>
+                      </m:r>
+                    </m:e>
+                    <m:sup>
+                      <m:r>
+                        <m:t xml:space="preserve">2</m:t>
+                      </m:r>
+                    </m:sup>
+                  </m:sSup>
+                </m:den>
+              </m:f>
+            </m:e>
+          </m:d>
+          <m:r>
+            <m:t xml:space="preserve"> </m:t>
+          </m:r>
+          <m:d>
+            <m:dPr/>
+            <m:e>
               <m:sSup>
                 <m:e>
                   <m:r>
-                    <m:t xml:space="preserve">m</m:t>
+                    <m:t xml:space="preserve">ieγ</m:t>
                   </m:r>
                 </m:e>
                 <m:sup>
                   <m:r>
-                    <m:t xml:space="preserve">2</m:t>
+                    <m:t xml:space="preserve">μ</m:t>
                   </m:r>
                 </m:sup>
               </m:sSup>
-            </m:den>
-          </m:f>
+            </m:e>
+          </m:d>
           <m:r>
-            <m:t xml:space="preserve">]</m:t>
+            <m:t xml:space="preserve"> </m:t>
           </m:r>
-          <m:sSup>
+          <m:d>
+            <m:dPr>
+              <m:begChr m:val="["/>
+              <m:endChr m:val="]"/>
+            </m:dPr>
+            <m:e>
+              <m:f>
+                <m:num>
+                  <m:r>
+                    <m:t xml:space="preserve">i</m:t>
+                  </m:r>
+                  <m:d>
+                    <m:dPr/>
+                    <m:e>
+                      <m:d>
+                        <m:dPr/>
+                        <m:e>
+                          <m:acc>
+                            <m:accPr>
+                              <m:chr m:val="/"/>
+                            </m:accPr>
+                            <m:e>
+                              <m:r>
+                                <m:t xml:space="preserve">p</m:t>
+                              </m:r>
+                            </m:e>
+                          </m:acc>
+                          <m:r>
+                            <m:t xml:space="preserve">−</m:t>
+                          </m:r>
+                          <m:acc>
+                            <m:accPr>
+                              <m:chr m:val="/"/>
+                            </m:accPr>
+                            <m:e>
+                              <m:r>
+                                <m:t xml:space="preserve">k</m:t>
+                              </m:r>
+                            </m:e>
+                          </m:acc>
+                        </m:e>
+                      </m:d>
+                      <m:r>
+                        <m:t xml:space="preserve">+</m:t>
+                      </m:r>
+                      <m:r>
+                        <m:t xml:space="preserve">m</m:t>
+                      </m:r>
+                    </m:e>
+                  </m:d>
+                </m:num>
+                <m:den>
+                  <m:sSup>
+                    <m:e>
+                      <m:d>
+                        <m:dPr/>
+                        <m:e>
+                          <m:r>
+                            <m:t xml:space="preserve">p</m:t>
+                          </m:r>
+                          <m:r>
+                            <m:t xml:space="preserve">−</m:t>
+                          </m:r>
+                          <m:r>
+                            <m:t xml:space="preserve">k</m:t>
+                          </m:r>
+                        </m:e>
+                      </m:d>
+                    </m:e>
+                    <m:sup>
+                      <m:r>
+                        <m:t xml:space="preserve">2</m:t>
+                      </m:r>
+                    </m:sup>
+                  </m:sSup>
+                  <m:r>
+                    <m:t xml:space="preserve">−</m:t>
+                  </m:r>
+                  <m:sSup>
+                    <m:e>
+                      <m:r>
+                        <m:t xml:space="preserve">m</m:t>
+                      </m:r>
+                    </m:e>
+                    <m:sup>
+                      <m:r>
+                        <m:t xml:space="preserve">2</m:t>
+                      </m:r>
+                    </m:sup>
+                  </m:sSup>
+                </m:den>
+              </m:f>
+            </m:e>
+          </m:d>
+          <m:r>
+            <m:t xml:space="preserve"> </m:t>
+          </m:r>
+          <m:d>
+            <m:dPr/>
+            <m:e>
+              <m:sSub>
+                <m:e>
+                  <m:r>
+                    <m:t xml:space="preserve">ieγ</m:t>
+                  </m:r>
+                </m:e>
+                <m:sub>
+                  <m:r>
+                    <m:t xml:space="preserve">β</m:t>
+                  </m:r>
+                </m:sub>
+              </m:sSub>
+            </m:e>
+          </m:d>
+          <m:r>
+            <m:t xml:space="preserve"> </m:t>
+          </m:r>
+          <m:r>
+            <m:t xml:space="preserve">u</m:t>
+          </m:r>
+          <m:d>
+            <m:dPr/>
             <m:e>
               <m:r>
-                <m:t xml:space="preserve">ieγ</m:t>
+                <m:t xml:space="preserve">p</m:t>
               </m:r>
             </m:e>
-            <m:sup>
-              <m:r>
-                <m:t xml:space="preserve">μ</m:t>
-              </m:r>
-            </m:sup>
-          </m:sSup>
+          </m:d>
           <m:r>
-            <m:t xml:space="preserve">[</m:t>
+            <m:t xml:space="preserve"> </m:t>
           </m:r>
-          <m:r>
-            <m:t xml:space="preserve">i</m:t>
-          </m:r>
-          <m:f>
-            <m:num>
-              <m:acc>
-                <m:accPr>
-                  <m:chr m:val="/"/>
-                </m:accPr>
-                <m:e>
-                  <m:r>
-                    <m:t xml:space="preserve">p</m:t>
-                  </m:r>
-                </m:e>
-              </m:acc>
+          <m:d>
+            <m:dPr/>
+            <m:e>
               <m:r>
                 <m:t xml:space="preserve">−</m:t>
               </m:r>
-              <m:acc>
-                <m:accPr>
-                  <m:chr m:val="/"/>
-                </m:accPr>
-                <m:e>
+              <m:f>
+                <m:num>
                   <m:r>
-                    <m:t xml:space="preserve">k</m:t>
+                    <m:t xml:space="preserve">i</m:t>
                   </m:r>
-                </m:e>
-              </m:acc>
-              <m:r>
-                <m:t xml:space="preserve">+</m:t>
-              </m:r>
-              <m:r>
-                <m:t xml:space="preserve">m</m:t>
-              </m:r>
-            </m:num>
-            <m:den>
-              <m:sSup>
-                <m:e>
-                  <m:r>
-                    <m:t xml:space="preserve">p</m:t>
-                  </m:r>
-                  <m:r>
-                    <m:t xml:space="preserve">−</m:t>
-                  </m:r>
-                  <m:r>
-                    <m:t xml:space="preserve">k</m:t>
-                  </m:r>
-                </m:e>
-                <m:sup>
-                  <m:r>
-                    <m:t xml:space="preserve">2</m:t>
-                  </m:r>
-                </m:sup>
-              </m:sSup>
-              <m:r>
-                <m:t xml:space="preserve">−</m:t>
-              </m:r>
-              <m:sSup>
-                <m:e>
-                  <m:r>
-                    <m:t xml:space="preserve">m</m:t>
-                  </m:r>
-                </m:e>
-                <m:sup>
-                  <m:r>
-                    <m:t xml:space="preserve">2</m:t>
-                  </m:r>
-                </m:sup>
-              </m:sSup>
-            </m:den>
-          </m:f>
-          <m:r>
-            <m:t xml:space="preserve">]</m:t>
-          </m:r>
-          <m:sSub>
-            <m:e>
-              <m:r>
-                <m:t xml:space="preserve">ieγ</m:t>
-              </m:r>
+                </m:num>
+                <m:den>
+                  <m:sSup>
+                    <m:e>
+                      <m:r>
+                        <m:t xml:space="preserve">k</m:t>
+                      </m:r>
+                    </m:e>
+                    <m:sup>
+                      <m:r>
+                        <m:t xml:space="preserve">2</m:t>
+                      </m:r>
+                    </m:sup>
+                  </m:sSup>
+                </m:den>
+              </m:f>
             </m:e>
-            <m:sub>
-              <m:r>
-                <m:t xml:space="preserve">β</m:t>
-              </m:r>
-            </m:sub>
-          </m:sSub>
-          <m:r>
-            <m:t xml:space="preserve">u</m:t>
-          </m:r>
-          <m:r>
-            <m:t xml:space="preserve">p</m:t>
-          </m:r>
-          <m:r>
-            <m:t xml:space="preserve">,</m:t>
-          </m:r>
-          <m:r>
-            <m:t xml:space="preserve">−</m:t>
-          </m:r>
-          <m:f>
-            <m:num>
-              <m:r>
-                <m:t xml:space="preserve">i</m:t>
-              </m:r>
-            </m:num>
-            <m:den>
-              <m:sSup>
-                <m:e>
-                  <m:r>
-                    <m:t xml:space="preserve">k</m:t>
-                  </m:r>
-                </m:e>
-                <m:sup>
-                  <m:r>
-                    <m:t xml:space="preserve">2</m:t>
-                  </m:r>
-                </m:sup>
-              </m:sSup>
-            </m:den>
-          </m:f>
+          </m:d>
         </m:oMath>
       </m:oMathPara>
     </w:p>
@@ -837,6 +941,9 @@
           <m:r>
             <m:t xml:space="preserve">i</m:t>
           </m:r>
+          <m:r>
+            <m:t xml:space="preserve"> </m:t>
+          </m:r>
           <m:sSup>
             <m:e>
               <m:r>
@@ -849,18 +956,20 @@
               </m:r>
             </m:sup>
           </m:sSup>
-          <m:r>
-            <m:t xml:space="preserve">p</m:t>
-          </m:r>
-          <m:r>
-            <m:t xml:space="preserve">′</m:t>
-          </m:r>
-          <m:r>
-            <m:t xml:space="preserve">,</m:t>
-          </m:r>
-          <m:r>
-            <m:t xml:space="preserve">p</m:t>
-          </m:r>
+          <m:d>
+            <m:dPr/>
+            <m:e>
+              <m:r>
+                <m:t xml:space="preserve">p′</m:t>
+              </m:r>
+              <m:r>
+                <m:t xml:space="preserve">,</m:t>
+              </m:r>
+              <m:r>
+                <m:t xml:space="preserve">p</m:t>
+              </m:r>
+            </m:e>
+          </m:d>
           <m:r>
             <m:t xml:space="preserve">=</m:t>
           </m:r>
@@ -877,22 +986,28 @@
             </m:sup>
           </m:sSup>
           <m:r>
+            <m:t xml:space="preserve"> </m:t>
+          </m:r>
+          <m:r>
             <m:t xml:space="preserve">∫</m:t>
           </m:r>
-          <m:sSup>
-            <m:e>
-              <m:r>
-                <m:t xml:space="preserve">d</m:t>
-              </m:r>
-            </m:e>
-            <m:sup>
-              <m:r>
-                <m:t xml:space="preserve">4</m:t>
-              </m:r>
-            </m:sup>
-          </m:sSup>
+          <m:r>
+            <m:t xml:space="preserve"> </m:t>
+          </m:r>
           <m:f>
             <m:num>
+              <m:sSup>
+                <m:e>
+                  <m:r>
+                    <m:t xml:space="preserve">d</m:t>
+                  </m:r>
+                </m:e>
+                <m:sup>
+                  <m:r>
+                    <m:t xml:space="preserve">4</m:t>
+                  </m:r>
+                </m:sup>
+              </m:sSup>
               <m:r>
                 <m:t xml:space="preserve">k</m:t>
               </m:r>
@@ -900,9 +1015,14 @@
             <m:den>
               <m:sSup>
                 <m:e>
-                  <m:r>
-                    <m:t xml:space="preserve">2π</m:t>
-                  </m:r>
+                  <m:d>
+                    <m:dPr/>
+                    <m:e>
+                      <m:r>
+                        <m:t xml:space="preserve">2π</m:t>
+                      </m:r>
+                    </m:e>
+                  </m:d>
                 </m:e>
                 <m:sup>
                   <m:r>
@@ -913,7 +1033,7 @@
             </m:den>
           </m:f>
           <m:r>
-            <m:t xml:space="preserve">,</m:t>
+            <m:t xml:space="preserve"> </m:t>
           </m:r>
           <m:sSup>
             <m:e>
@@ -928,42 +1048,55 @@
             </m:sup>
           </m:sSup>
           <m:r>
-            <m:t xml:space="preserve">[</m:t>
+            <m:t xml:space="preserve"> </m:t>
           </m:r>
-          <m:acc>
-            <m:accPr>
-              <m:chr m:val="/"/>
-            </m:accPr>
+          <m:d>
+            <m:dPr>
+              <m:begChr m:val="["/>
+              <m:endChr m:val="]"/>
+            </m:dPr>
             <m:e>
+              <m:d>
+                <m:dPr/>
+                <m:e>
+                  <m:acc>
+                    <m:accPr>
+                      <m:chr m:val="/"/>
+                    </m:accPr>
+                    <m:e>
+                      <m:r>
+                        <m:t xml:space="preserve">p</m:t>
+                      </m:r>
+                    </m:e>
+                  </m:acc>
+                  <m:r>
+                    <m:t xml:space="preserve">′</m:t>
+                  </m:r>
+                  <m:r>
+                    <m:t xml:space="preserve">−</m:t>
+                  </m:r>
+                  <m:acc>
+                    <m:accPr>
+                      <m:chr m:val="/"/>
+                    </m:accPr>
+                    <m:e>
+                      <m:r>
+                        <m:t xml:space="preserve">k</m:t>
+                      </m:r>
+                    </m:e>
+                  </m:acc>
+                </m:e>
+              </m:d>
               <m:r>
-                <m:t xml:space="preserve">p</m:t>
+                <m:t xml:space="preserve">+</m:t>
+              </m:r>
+              <m:r>
+                <m:t xml:space="preserve">m</m:t>
               </m:r>
             </m:e>
-          </m:acc>
+          </m:d>
           <m:r>
-            <m:t xml:space="preserve">′</m:t>
-          </m:r>
-          <m:r>
-            <m:t xml:space="preserve">−</m:t>
-          </m:r>
-          <m:acc>
-            <m:accPr>
-              <m:chr m:val="/"/>
-            </m:accPr>
-            <m:e>
-              <m:r>
-                <m:t xml:space="preserve">k</m:t>
-              </m:r>
-            </m:e>
-          </m:acc>
-          <m:r>
-            <m:t xml:space="preserve">+</m:t>
-          </m:r>
-          <m:r>
-            <m:t xml:space="preserve">m</m:t>
-          </m:r>
-          <m:r>
-            <m:t xml:space="preserve">]</m:t>
+            <m:t xml:space="preserve"> </m:t>
           </m:r>
           <m:sSup>
             <m:e>
@@ -978,39 +1111,52 @@
             </m:sup>
           </m:sSup>
           <m:r>
-            <m:t xml:space="preserve">[</m:t>
+            <m:t xml:space="preserve"> </m:t>
           </m:r>
-          <m:acc>
-            <m:accPr>
-              <m:chr m:val="/"/>
-            </m:accPr>
+          <m:d>
+            <m:dPr>
+              <m:begChr m:val="["/>
+              <m:endChr m:val="]"/>
+            </m:dPr>
             <m:e>
+              <m:d>
+                <m:dPr/>
+                <m:e>
+                  <m:acc>
+                    <m:accPr>
+                      <m:chr m:val="/"/>
+                    </m:accPr>
+                    <m:e>
+                      <m:r>
+                        <m:t xml:space="preserve">p</m:t>
+                      </m:r>
+                    </m:e>
+                  </m:acc>
+                  <m:r>
+                    <m:t xml:space="preserve">−</m:t>
+                  </m:r>
+                  <m:acc>
+                    <m:accPr>
+                      <m:chr m:val="/"/>
+                    </m:accPr>
+                    <m:e>
+                      <m:r>
+                        <m:t xml:space="preserve">k</m:t>
+                      </m:r>
+                    </m:e>
+                  </m:acc>
+                </m:e>
+              </m:d>
               <m:r>
-                <m:t xml:space="preserve">p</m:t>
+                <m:t xml:space="preserve">+</m:t>
+              </m:r>
+              <m:r>
+                <m:t xml:space="preserve">m</m:t>
               </m:r>
             </m:e>
-          </m:acc>
+          </m:d>
           <m:r>
-            <m:t xml:space="preserve">−</m:t>
-          </m:r>
-          <m:acc>
-            <m:accPr>
-              <m:chr m:val="/"/>
-            </m:accPr>
-            <m:e>
-              <m:r>
-                <m:t xml:space="preserve">k</m:t>
-              </m:r>
-            </m:e>
-          </m:acc>
-          <m:r>
-            <m:t xml:space="preserve">+</m:t>
-          </m:r>
-          <m:r>
-            <m:t xml:space="preserve">m</m:t>
-          </m:r>
-          <m:r>
-            <m:t xml:space="preserve">]</m:t>
+            <m:t xml:space="preserve"> </m:t>
           </m:r>
           <m:f>
             <m:num>
@@ -1028,93 +1174,115 @@
               </m:sSub>
             </m:num>
             <m:den>
-              <m:r>
-                <m:t xml:space="preserve">[</m:t>
-              </m:r>
-              <m:sSup>
+              <m:d>
+                <m:dPr>
+                  <m:begChr m:val="["/>
+                  <m:endChr m:val="]"/>
+                </m:dPr>
                 <m:e>
+                  <m:d>
+                    <m:dPr/>
+                    <m:e>
+                      <m:sSup>
+                        <m:e>
+                          <m:d>
+                            <m:dPr/>
+                            <m:e>
+                              <m:r>
+                                <m:t xml:space="preserve">p′</m:t>
+                              </m:r>
+                              <m:r>
+                                <m:t xml:space="preserve">−</m:t>
+                              </m:r>
+                              <m:r>
+                                <m:t xml:space="preserve">k</m:t>
+                              </m:r>
+                            </m:e>
+                          </m:d>
+                        </m:e>
+                        <m:sup>
+                          <m:r>
+                            <m:t xml:space="preserve">2</m:t>
+                          </m:r>
+                        </m:sup>
+                      </m:sSup>
+                      <m:r>
+                        <m:t xml:space="preserve">−</m:t>
+                      </m:r>
+                      <m:sSup>
+                        <m:e>
+                          <m:r>
+                            <m:t xml:space="preserve">m</m:t>
+                          </m:r>
+                        </m:e>
+                        <m:sup>
+                          <m:r>
+                            <m:t xml:space="preserve">2</m:t>
+                          </m:r>
+                        </m:sup>
+                      </m:sSup>
+                    </m:e>
+                  </m:d>
+                  <m:d>
+                    <m:dPr/>
+                    <m:e>
+                      <m:sSup>
+                        <m:e>
+                          <m:d>
+                            <m:dPr/>
+                            <m:e>
+                              <m:r>
+                                <m:t xml:space="preserve">p</m:t>
+                              </m:r>
+                              <m:r>
+                                <m:t xml:space="preserve">−</m:t>
+                              </m:r>
+                              <m:r>
+                                <m:t xml:space="preserve">k</m:t>
+                              </m:r>
+                            </m:e>
+                          </m:d>
+                        </m:e>
+                        <m:sup>
+                          <m:r>
+                            <m:t xml:space="preserve">2</m:t>
+                          </m:r>
+                        </m:sup>
+                      </m:sSup>
+                      <m:r>
+                        <m:t xml:space="preserve">−</m:t>
+                      </m:r>
+                      <m:sSup>
+                        <m:e>
+                          <m:r>
+                            <m:t xml:space="preserve">m</m:t>
+                          </m:r>
+                        </m:e>
+                        <m:sup>
+                          <m:r>
+                            <m:t xml:space="preserve">2</m:t>
+                          </m:r>
+                        </m:sup>
+                      </m:sSup>
+                    </m:e>
+                  </m:d>
                   <m:r>
-                    <m:t xml:space="preserve">p</m:t>
+                    <m:t xml:space="preserve"> </m:t>
                   </m:r>
-                  <m:r>
-                    <m:t xml:space="preserve">′</m:t>
-                  </m:r>
-                  <m:r>
-                    <m:t xml:space="preserve">−</m:t>
-                  </m:r>
-                  <m:r>
-                    <m:t xml:space="preserve">k</m:t>
-                  </m:r>
+                  <m:sSup>
+                    <m:e>
+                      <m:r>
+                        <m:t xml:space="preserve">k</m:t>
+                      </m:r>
+                    </m:e>
+                    <m:sup>
+                      <m:r>
+                        <m:t xml:space="preserve">2</m:t>
+                      </m:r>
+                    </m:sup>
+                  </m:sSup>
                 </m:e>
-                <m:sup>
-                  <m:r>
-                    <m:t xml:space="preserve">2</m:t>
-                  </m:r>
-                </m:sup>
-              </m:sSup>
-              <m:r>
-                <m:t xml:space="preserve">−</m:t>
-              </m:r>
-              <m:sSup>
-                <m:e>
-                  <m:r>
-                    <m:t xml:space="preserve">m</m:t>
-                  </m:r>
-                </m:e>
-                <m:sup>
-                  <m:r>
-                    <m:t xml:space="preserve">2</m:t>
-                  </m:r>
-                </m:sup>
-              </m:sSup>
-              <m:sSup>
-                <m:e>
-                  <m:r>
-                    <m:t xml:space="preserve">p</m:t>
-                  </m:r>
-                  <m:r>
-                    <m:t xml:space="preserve">−</m:t>
-                  </m:r>
-                  <m:r>
-                    <m:t xml:space="preserve">k</m:t>
-                  </m:r>
-                </m:e>
-                <m:sup>
-                  <m:r>
-                    <m:t xml:space="preserve">2</m:t>
-                  </m:r>
-                </m:sup>
-              </m:sSup>
-              <m:r>
-                <m:t xml:space="preserve">−</m:t>
-              </m:r>
-              <m:sSup>
-                <m:e>
-                  <m:r>
-                    <m:t xml:space="preserve">m</m:t>
-                  </m:r>
-                </m:e>
-                <m:sup>
-                  <m:r>
-                    <m:t xml:space="preserve">2</m:t>
-                  </m:r>
-                </m:sup>
-              </m:sSup>
-              <m:sSup>
-                <m:e>
-                  <m:r>
-                    <m:t xml:space="preserve">k</m:t>
-                  </m:r>
-                </m:e>
-                <m:sup>
-                  <m:r>
-                    <m:t xml:space="preserve">2</m:t>
-                  </m:r>
-                </m:sup>
-              </m:sSup>
-              <m:r>
-                <m:t xml:space="preserve">]</m:t>
-              </m:r>
+              </m:d>
             </m:den>
           </m:f>
         </m:oMath>
@@ -1160,32 +1328,43 @@
               </m:r>
             </m:sup>
           </m:sSup>
-          <m:acc>
-            <m:accPr>
-              <m:chr m:val="/"/>
-            </m:accPr>
+          <m:r>
+            <m:t xml:space="preserve"> </m:t>
+          </m:r>
+          <m:d>
+            <m:dPr/>
             <m:e>
+              <m:acc>
+                <m:accPr>
+                  <m:chr m:val="/"/>
+                </m:accPr>
+                <m:e>
+                  <m:r>
+                    <m:t xml:space="preserve">p</m:t>
+                  </m:r>
+                </m:e>
+              </m:acc>
               <m:r>
-                <m:t xml:space="preserve">p</m:t>
+                <m:t xml:space="preserve">′</m:t>
               </m:r>
+              <m:r>
+                <m:t xml:space="preserve">−</m:t>
+              </m:r>
+              <m:acc>
+                <m:accPr>
+                  <m:chr m:val="/"/>
+                </m:accPr>
+                <m:e>
+                  <m:r>
+                    <m:t xml:space="preserve">k</m:t>
+                  </m:r>
+                </m:e>
+              </m:acc>
             </m:e>
-          </m:acc>
+          </m:d>
           <m:r>
-            <m:t xml:space="preserve">′</m:t>
+            <m:t xml:space="preserve"> </m:t>
           </m:r>
-          <m:r>
-            <m:t xml:space="preserve">−</m:t>
-          </m:r>
-          <m:acc>
-            <m:accPr>
-              <m:chr m:val="/"/>
-            </m:accPr>
-            <m:e>
-              <m:r>
-                <m:t xml:space="preserve">k</m:t>
-              </m:r>
-            </m:e>
-          </m:acc>
           <m:sSup>
             <m:e>
               <m:r>
@@ -1198,29 +1377,40 @@
               </m:r>
             </m:sup>
           </m:sSup>
-          <m:acc>
-            <m:accPr>
-              <m:chr m:val="/"/>
-            </m:accPr>
+          <m:r>
+            <m:t xml:space="preserve"> </m:t>
+          </m:r>
+          <m:d>
+            <m:dPr/>
             <m:e>
+              <m:acc>
+                <m:accPr>
+                  <m:chr m:val="/"/>
+                </m:accPr>
+                <m:e>
+                  <m:r>
+                    <m:t xml:space="preserve">p</m:t>
+                  </m:r>
+                </m:e>
+              </m:acc>
               <m:r>
-                <m:t xml:space="preserve">p</m:t>
+                <m:t xml:space="preserve">−</m:t>
               </m:r>
+              <m:acc>
+                <m:accPr>
+                  <m:chr m:val="/"/>
+                </m:accPr>
+                <m:e>
+                  <m:r>
+                    <m:t xml:space="preserve">k</m:t>
+                  </m:r>
+                </m:e>
+              </m:acc>
             </m:e>
-          </m:acc>
+          </m:d>
           <m:r>
-            <m:t xml:space="preserve">−</m:t>
+            <m:t xml:space="preserve"> </m:t>
           </m:r>
-          <m:acc>
-            <m:accPr>
-              <m:chr m:val="/"/>
-            </m:accPr>
-            <m:e>
-              <m:r>
-                <m:t xml:space="preserve">k</m:t>
-              </m:r>
-            </m:e>
-          </m:acc>
           <m:sSub>
             <m:e>
               <m:r>
@@ -1242,29 +1432,40 @@
           <m:r>
             <m:t xml:space="preserve">2</m:t>
           </m:r>
-          <m:acc>
-            <m:accPr>
-              <m:chr m:val="/"/>
-            </m:accPr>
+          <m:r>
+            <m:t xml:space="preserve"> </m:t>
+          </m:r>
+          <m:d>
+            <m:dPr/>
             <m:e>
+              <m:acc>
+                <m:accPr>
+                  <m:chr m:val="/"/>
+                </m:accPr>
+                <m:e>
+                  <m:r>
+                    <m:t xml:space="preserve">p</m:t>
+                  </m:r>
+                </m:e>
+              </m:acc>
               <m:r>
-                <m:t xml:space="preserve">p</m:t>
+                <m:t xml:space="preserve">−</m:t>
               </m:r>
+              <m:acc>
+                <m:accPr>
+                  <m:chr m:val="/"/>
+                </m:accPr>
+                <m:e>
+                  <m:r>
+                    <m:t xml:space="preserve">k</m:t>
+                  </m:r>
+                </m:e>
+              </m:acc>
             </m:e>
-          </m:acc>
+          </m:d>
           <m:r>
-            <m:t xml:space="preserve">−</m:t>
+            <m:t xml:space="preserve"> </m:t>
           </m:r>
-          <m:acc>
-            <m:accPr>
-              <m:chr m:val="/"/>
-            </m:accPr>
-            <m:e>
-              <m:r>
-                <m:t xml:space="preserve">k</m:t>
-              </m:r>
-            </m:e>
-          </m:acc>
           <m:sSup>
             <m:e>
               <m:r>
@@ -1277,32 +1478,40 @@
               </m:r>
             </m:sup>
           </m:sSup>
-          <m:acc>
-            <m:accPr>
-              <m:chr m:val="/"/>
-            </m:accPr>
+          <m:r>
+            <m:t xml:space="preserve"> </m:t>
+          </m:r>
+          <m:d>
+            <m:dPr/>
             <m:e>
+              <m:acc>
+                <m:accPr>
+                  <m:chr m:val="/"/>
+                </m:accPr>
+                <m:e>
+                  <m:r>
+                    <m:t xml:space="preserve">p</m:t>
+                  </m:r>
+                </m:e>
+              </m:acc>
               <m:r>
-                <m:t xml:space="preserve">p</m:t>
+                <m:t xml:space="preserve">′</m:t>
               </m:r>
+              <m:r>
+                <m:t xml:space="preserve">−</m:t>
+              </m:r>
+              <m:acc>
+                <m:accPr>
+                  <m:chr m:val="/"/>
+                </m:accPr>
+                <m:e>
+                  <m:r>
+                    <m:t xml:space="preserve">k</m:t>
+                  </m:r>
+                </m:e>
+              </m:acc>
             </m:e>
-          </m:acc>
-          <m:r>
-            <m:t xml:space="preserve">′</m:t>
-          </m:r>
-          <m:r>
-            <m:t xml:space="preserve">−</m:t>
-          </m:r>
-          <m:acc>
-            <m:accPr>
-              <m:chr m:val="/"/>
-            </m:accPr>
-            <m:e>
-              <m:r>
-                <m:t xml:space="preserve">k</m:t>
-              </m:r>
-            </m:e>
-          </m:acc>
+          </m:d>
         </m:oMath>
       </m:oMathPara>
     </w:p>
@@ -1343,44 +1552,51 @@
               </m:r>
             </m:sup>
           </m:sSup>
-          <m:r>
-            <m:t xml:space="preserve">[</m:t>
-          </m:r>
-          <m:acc>
-            <m:accPr>
-              <m:chr m:val="/"/>
-            </m:accPr>
+          <m:d>
+            <m:dPr>
+              <m:begChr m:val="["/>
+              <m:endChr m:val="]"/>
+            </m:dPr>
             <m:e>
+              <m:d>
+                <m:dPr/>
+                <m:e>
+                  <m:acc>
+                    <m:accPr>
+                      <m:chr m:val="/"/>
+                    </m:accPr>
+                    <m:e>
+                      <m:r>
+                        <m:t xml:space="preserve">p</m:t>
+                      </m:r>
+                    </m:e>
+                  </m:acc>
+                  <m:r>
+                    <m:t xml:space="preserve">′</m:t>
+                  </m:r>
+                  <m:r>
+                    <m:t xml:space="preserve">−</m:t>
+                  </m:r>
+                  <m:acc>
+                    <m:accPr>
+                      <m:chr m:val="/"/>
+                    </m:accPr>
+                    <m:e>
+                      <m:r>
+                        <m:t xml:space="preserve">k</m:t>
+                      </m:r>
+                    </m:e>
+                  </m:acc>
+                </m:e>
+              </m:d>
               <m:r>
-                <m:t xml:space="preserve">p</m:t>
+                <m:t xml:space="preserve">+</m:t>
+              </m:r>
+              <m:r>
+                <m:t xml:space="preserve">m</m:t>
               </m:r>
             </m:e>
-          </m:acc>
-          <m:r>
-            <m:t xml:space="preserve">′</m:t>
-          </m:r>
-          <m:r>
-            <m:t xml:space="preserve">−</m:t>
-          </m:r>
-          <m:acc>
-            <m:accPr>
-              <m:chr m:val="/"/>
-            </m:accPr>
-            <m:e>
-              <m:r>
-                <m:t xml:space="preserve">k</m:t>
-              </m:r>
-            </m:e>
-          </m:acc>
-          <m:r>
-            <m:t xml:space="preserve">+</m:t>
-          </m:r>
-          <m:r>
-            <m:t xml:space="preserve">m</m:t>
-          </m:r>
-          <m:r>
-            <m:t xml:space="preserve">]</m:t>
-          </m:r>
+          </m:d>
           <m:sSup>
             <m:e>
               <m:r>
@@ -1393,41 +1609,48 @@
               </m:r>
             </m:sup>
           </m:sSup>
-          <m:r>
-            <m:t xml:space="preserve">[</m:t>
-          </m:r>
-          <m:acc>
-            <m:accPr>
-              <m:chr m:val="/"/>
-            </m:accPr>
+          <m:d>
+            <m:dPr>
+              <m:begChr m:val="["/>
+              <m:endChr m:val="]"/>
+            </m:dPr>
             <m:e>
+              <m:d>
+                <m:dPr/>
+                <m:e>
+                  <m:acc>
+                    <m:accPr>
+                      <m:chr m:val="/"/>
+                    </m:accPr>
+                    <m:e>
+                      <m:r>
+                        <m:t xml:space="preserve">p</m:t>
+                      </m:r>
+                    </m:e>
+                  </m:acc>
+                  <m:r>
+                    <m:t xml:space="preserve">−</m:t>
+                  </m:r>
+                  <m:acc>
+                    <m:accPr>
+                      <m:chr m:val="/"/>
+                    </m:accPr>
+                    <m:e>
+                      <m:r>
+                        <m:t xml:space="preserve">k</m:t>
+                      </m:r>
+                    </m:e>
+                  </m:acc>
+                </m:e>
+              </m:d>
               <m:r>
-                <m:t xml:space="preserve">p</m:t>
+                <m:t xml:space="preserve">+</m:t>
+              </m:r>
+              <m:r>
+                <m:t xml:space="preserve">m</m:t>
               </m:r>
             </m:e>
-          </m:acc>
-          <m:r>
-            <m:t xml:space="preserve">−</m:t>
-          </m:r>
-          <m:acc>
-            <m:accPr>
-              <m:chr m:val="/"/>
-            </m:accPr>
-            <m:e>
-              <m:r>
-                <m:t xml:space="preserve">k</m:t>
-              </m:r>
-            </m:e>
-          </m:acc>
-          <m:r>
-            <m:t xml:space="preserve">+</m:t>
-          </m:r>
-          <m:r>
-            <m:t xml:space="preserve">m</m:t>
-          </m:r>
-          <m:r>
-            <m:t xml:space="preserve">]</m:t>
-          </m:r>
+          </m:d>
           <m:sSub>
             <m:e>
               <m:r>
@@ -1449,29 +1672,34 @@
           <m:r>
             <m:t xml:space="preserve">2</m:t>
           </m:r>
-          <m:acc>
-            <m:accPr>
-              <m:chr m:val="/"/>
-            </m:accPr>
+          <m:d>
+            <m:dPr/>
             <m:e>
+              <m:acc>
+                <m:accPr>
+                  <m:chr m:val="/"/>
+                </m:accPr>
+                <m:e>
+                  <m:r>
+                    <m:t xml:space="preserve">p</m:t>
+                  </m:r>
+                </m:e>
+              </m:acc>
               <m:r>
-                <m:t xml:space="preserve">p</m:t>
+                <m:t xml:space="preserve">−</m:t>
               </m:r>
+              <m:acc>
+                <m:accPr>
+                  <m:chr m:val="/"/>
+                </m:accPr>
+                <m:e>
+                  <m:r>
+                    <m:t xml:space="preserve">k</m:t>
+                  </m:r>
+                </m:e>
+              </m:acc>
             </m:e>
-          </m:acc>
-          <m:r>
-            <m:t xml:space="preserve">−</m:t>
-          </m:r>
-          <m:acc>
-            <m:accPr>
-              <m:chr m:val="/"/>
-            </m:accPr>
-            <m:e>
-              <m:r>
-                <m:t xml:space="preserve">k</m:t>
-              </m:r>
-            </m:e>
-          </m:acc>
+          </m:d>
           <m:sSup>
             <m:e>
               <m:r>
@@ -1484,86 +1712,100 @@
               </m:r>
             </m:sup>
           </m:sSup>
-          <m:acc>
-            <m:accPr>
-              <m:chr m:val="/"/>
-            </m:accPr>
+          <m:d>
+            <m:dPr/>
             <m:e>
+              <m:acc>
+                <m:accPr>
+                  <m:chr m:val="/"/>
+                </m:accPr>
+                <m:e>
+                  <m:r>
+                    <m:t xml:space="preserve">p</m:t>
+                  </m:r>
+                </m:e>
+              </m:acc>
               <m:r>
-                <m:t xml:space="preserve">p</m:t>
+                <m:t xml:space="preserve">′</m:t>
               </m:r>
+              <m:r>
+                <m:t xml:space="preserve">−</m:t>
+              </m:r>
+              <m:acc>
+                <m:accPr>
+                  <m:chr m:val="/"/>
+                </m:accPr>
+                <m:e>
+                  <m:r>
+                    <m:t xml:space="preserve">k</m:t>
+                  </m:r>
+                </m:e>
+              </m:acc>
             </m:e>
-          </m:acc>
-          <m:r>
-            <m:t xml:space="preserve">′</m:t>
-          </m:r>
-          <m:r>
-            <m:t xml:space="preserve">−</m:t>
-          </m:r>
-          <m:acc>
-            <m:accPr>
-              <m:chr m:val="/"/>
-            </m:accPr>
-            <m:e>
-              <m:r>
-                <m:t xml:space="preserve">k</m:t>
-              </m:r>
-            </m:e>
-          </m:acc>
+          </m:d>
           <m:r>
             <m:t xml:space="preserve">+</m:t>
           </m:r>
           <m:r>
             <m:t xml:space="preserve">4m</m:t>
           </m:r>
-          <m:r>
-            <m:t xml:space="preserve">[</m:t>
-          </m:r>
-          <m:sSup>
+          <m:d>
+            <m:dPr>
+              <m:begChr m:val="["/>
+              <m:endChr m:val="]"/>
+            </m:dPr>
             <m:e>
+              <m:sSup>
+                <m:e>
+                  <m:d>
+                    <m:dPr/>
+                    <m:e>
+                      <m:r>
+                        <m:t xml:space="preserve">p</m:t>
+                      </m:r>
+                      <m:r>
+                        <m:t xml:space="preserve">−</m:t>
+                      </m:r>
+                      <m:r>
+                        <m:t xml:space="preserve">k</m:t>
+                      </m:r>
+                    </m:e>
+                  </m:d>
+                </m:e>
+                <m:sup>
+                  <m:r>
+                    <m:t xml:space="preserve">μ</m:t>
+                  </m:r>
+                </m:sup>
+              </m:sSup>
               <m:r>
-                <m:t xml:space="preserve">p</m:t>
+                <m:t xml:space="preserve">+</m:t>
               </m:r>
-              <m:r>
-                <m:t xml:space="preserve">−</m:t>
-              </m:r>
-              <m:r>
-                <m:t xml:space="preserve">k</m:t>
-              </m:r>
+              <m:sSup>
+                <m:e>
+                  <m:d>
+                    <m:dPr/>
+                    <m:e>
+                      <m:r>
+                        <m:t xml:space="preserve">p′</m:t>
+                      </m:r>
+                      <m:r>
+                        <m:t xml:space="preserve">−</m:t>
+                      </m:r>
+                      <m:r>
+                        <m:t xml:space="preserve">k</m:t>
+                      </m:r>
+                    </m:e>
+                  </m:d>
+                </m:e>
+                <m:sup>
+                  <m:r>
+                    <m:t xml:space="preserve">μ</m:t>
+                  </m:r>
+                </m:sup>
+              </m:sSup>
             </m:e>
-            <m:sup>
-              <m:r>
-                <m:t xml:space="preserve">μ</m:t>
-              </m:r>
-            </m:sup>
-          </m:sSup>
-          <m:r>
-            <m:t xml:space="preserve">+</m:t>
-          </m:r>
-          <m:sSup>
-            <m:e>
-              <m:r>
-                <m:t xml:space="preserve">p</m:t>
-              </m:r>
-              <m:r>
-                <m:t xml:space="preserve">′</m:t>
-              </m:r>
-              <m:r>
-                <m:t xml:space="preserve">−</m:t>
-              </m:r>
-              <m:r>
-                <m:t xml:space="preserve">k</m:t>
-              </m:r>
-            </m:e>
-            <m:sup>
-              <m:r>
-                <m:t xml:space="preserve">μ</m:t>
-              </m:r>
-            </m:sup>
-          </m:sSup>
-          <m:r>
-            <m:t xml:space="preserve">]</m:t>
-          </m:r>
+          </m:d>
           <m:r>
             <m:t xml:space="preserve">−</m:t>
           </m:r>
@@ -1657,6 +1899,9 @@
           <m:r>
             <m:t xml:space="preserve">∫</m:t>
           </m:r>
+          <m:r>
+            <m:t xml:space="preserve"> </m:t>
+          </m:r>
           <m:sSup>
             <m:e>
               <m:r>
@@ -1669,6 +1914,9 @@
               </m:r>
             </m:sup>
           </m:sSup>
+          <m:r>
+            <m:t xml:space="preserve"> </m:t>
+          </m:r>
           <m:f>
             <m:num>
               <m:r>
@@ -1696,6 +1944,9 @@
           <m:r>
             <m:t xml:space="preserve">∫</m:t>
           </m:r>
+          <m:r>
+            <m:t xml:space="preserve"> </m:t>
+          </m:r>
           <m:f>
             <m:num>
               <m:r>
@@ -1711,12 +1962,18 @@
           <m:r>
             <m:t xml:space="preserve">=</m:t>
           </m:r>
-          <m:r>
-            <m:t xml:space="preserve">ln</m:t>
-          </m:r>
-          <m:r>
-            <m:t xml:space="preserve">Λ</m:t>
-          </m:r>
+          <m:func>
+            <m:fName>
+              <m:r>
+                <m:t xml:space="preserve">ln</m:t>
+              </m:r>
+            </m:fName>
+            <m:e>
+              <m:r>
+                <m:t xml:space="preserve">Λ</m:t>
+              </m:r>
+            </m:e>
+          </m:func>
         </m:oMath>
       </m:oMathPara>
     </w:p>
